--- a/BTLT2.docx
+++ b/BTLT2.docx
@@ -10,11 +10,14 @@
         <w:br/>
       </w:r>
       <w:r>
+        <w:rPr>
+          <w:noProof/>
+        </w:rPr>
         <w:drawing>
-          <wp:inline distT="0" distB="0" distL="0" distR="0" wp14:anchorId="633175DB" wp14:editId="34D0840F">
-            <wp:extent cx="5943600" cy="3342640"/>
+          <wp:inline distT="0" distB="0" distL="0" distR="0" wp14:anchorId="1C3413E0" wp14:editId="45B89E50">
+            <wp:extent cx="5943600" cy="3322955"/>
             <wp:effectExtent l="0" t="0" r="0" b="0"/>
-            <wp:docPr id="2144379554" name="Picture 1"/>
+            <wp:docPr id="2073739936" name="Picture 1"/>
             <wp:cNvGraphicFramePr>
               <a:graphicFrameLocks xmlns:a="http://schemas.openxmlformats.org/drawingml/2006/main" noChangeAspect="1"/>
             </wp:cNvGraphicFramePr>
@@ -22,23 +25,36 @@
               <a:graphicData uri="http://schemas.openxmlformats.org/drawingml/2006/picture">
                 <pic:pic xmlns:pic="http://schemas.openxmlformats.org/drawingml/2006/picture">
                   <pic:nvPicPr>
-                    <pic:cNvPr id="2144379554" name=""/>
-                    <pic:cNvPicPr/>
+                    <pic:cNvPr id="0" name="Picture 1"/>
+                    <pic:cNvPicPr>
+                      <a:picLocks noChangeAspect="1" noChangeArrowheads="1"/>
+                    </pic:cNvPicPr>
                   </pic:nvPicPr>
                   <pic:blipFill>
-                    <a:blip r:embed="rId4"/>
+                    <a:blip r:embed="rId4" cstate="print">
+                      <a:extLst>
+                        <a:ext uri="{28A0092B-C50C-407E-A947-70E740481C1C}">
+                          <a14:useLocalDpi xmlns:a14="http://schemas.microsoft.com/office/drawing/2010/main" val="0"/>
+                        </a:ext>
+                      </a:extLst>
+                    </a:blip>
+                    <a:srcRect/>
                     <a:stretch>
                       <a:fillRect/>
                     </a:stretch>
                   </pic:blipFill>
-                  <pic:spPr>
+                  <pic:spPr bwMode="auto">
                     <a:xfrm>
                       <a:off x="0" y="0"/>
-                      <a:ext cx="5943600" cy="3342640"/>
+                      <a:ext cx="5943600" cy="3322955"/>
                     </a:xfrm>
                     <a:prstGeom prst="rect">
                       <a:avLst/>
                     </a:prstGeom>
+                    <a:noFill/>
+                    <a:ln>
+                      <a:noFill/>
+                    </a:ln>
                   </pic:spPr>
                 </pic:pic>
               </a:graphicData>
@@ -54,11 +70,14 @@
     </w:p>
     <w:p>
       <w:r>
+        <w:rPr>
+          <w:noProof/>
+        </w:rPr>
         <w:drawing>
-          <wp:inline distT="0" distB="0" distL="0" distR="0" wp14:anchorId="7FE52893" wp14:editId="688353E3">
-            <wp:extent cx="5943600" cy="3342640"/>
+          <wp:inline distT="0" distB="0" distL="0" distR="0" wp14:anchorId="5F8F221A" wp14:editId="4BF65F73">
+            <wp:extent cx="5943600" cy="3339465"/>
             <wp:effectExtent l="0" t="0" r="0" b="0"/>
-            <wp:docPr id="1365771221" name="Picture 1"/>
+            <wp:docPr id="24739188" name="Picture 2"/>
             <wp:cNvGraphicFramePr>
               <a:graphicFrameLocks xmlns:a="http://schemas.openxmlformats.org/drawingml/2006/main" noChangeAspect="1"/>
             </wp:cNvGraphicFramePr>
@@ -66,23 +85,36 @@
               <a:graphicData uri="http://schemas.openxmlformats.org/drawingml/2006/picture">
                 <pic:pic xmlns:pic="http://schemas.openxmlformats.org/drawingml/2006/picture">
                   <pic:nvPicPr>
-                    <pic:cNvPr id="1365771221" name=""/>
-                    <pic:cNvPicPr/>
+                    <pic:cNvPr id="0" name="Picture 3"/>
+                    <pic:cNvPicPr>
+                      <a:picLocks noChangeAspect="1" noChangeArrowheads="1"/>
+                    </pic:cNvPicPr>
                   </pic:nvPicPr>
                   <pic:blipFill>
-                    <a:blip r:embed="rId5"/>
+                    <a:blip r:embed="rId5" cstate="print">
+                      <a:extLst>
+                        <a:ext uri="{28A0092B-C50C-407E-A947-70E740481C1C}">
+                          <a14:useLocalDpi xmlns:a14="http://schemas.microsoft.com/office/drawing/2010/main" val="0"/>
+                        </a:ext>
+                      </a:extLst>
+                    </a:blip>
+                    <a:srcRect/>
                     <a:stretch>
                       <a:fillRect/>
                     </a:stretch>
                   </pic:blipFill>
-                  <pic:spPr>
+                  <pic:spPr bwMode="auto">
                     <a:xfrm>
                       <a:off x="0" y="0"/>
-                      <a:ext cx="5943600" cy="3342640"/>
+                      <a:ext cx="5943600" cy="3339465"/>
                     </a:xfrm>
                     <a:prstGeom prst="rect">
                       <a:avLst/>
                     </a:prstGeom>
+                    <a:noFill/>
+                    <a:ln>
+                      <a:noFill/>
+                    </a:ln>
                   </pic:spPr>
                 </pic:pic>
               </a:graphicData>
@@ -101,11 +133,14 @@
     </w:p>
     <w:p>
       <w:r>
+        <w:rPr>
+          <w:noProof/>
+        </w:rPr>
         <w:drawing>
-          <wp:inline distT="0" distB="0" distL="0" distR="0" wp14:anchorId="03EFDA95" wp14:editId="09AE61BC">
-            <wp:extent cx="5943600" cy="3336290"/>
+          <wp:inline distT="0" distB="0" distL="0" distR="0" wp14:anchorId="6FBE76A4" wp14:editId="533FA6FF">
+            <wp:extent cx="5943600" cy="3339465"/>
             <wp:effectExtent l="0" t="0" r="0" b="0"/>
-            <wp:docPr id="317564359" name="Picture 1"/>
+            <wp:docPr id="813822929" name="Picture 3"/>
             <wp:cNvGraphicFramePr>
               <a:graphicFrameLocks xmlns:a="http://schemas.openxmlformats.org/drawingml/2006/main" noChangeAspect="1"/>
             </wp:cNvGraphicFramePr>
@@ -113,23 +148,36 @@
               <a:graphicData uri="http://schemas.openxmlformats.org/drawingml/2006/picture">
                 <pic:pic xmlns:pic="http://schemas.openxmlformats.org/drawingml/2006/picture">
                   <pic:nvPicPr>
-                    <pic:cNvPr id="317564359" name=""/>
-                    <pic:cNvPicPr/>
+                    <pic:cNvPr id="0" name="Picture 5"/>
+                    <pic:cNvPicPr>
+                      <a:picLocks noChangeAspect="1" noChangeArrowheads="1"/>
+                    </pic:cNvPicPr>
                   </pic:nvPicPr>
                   <pic:blipFill>
-                    <a:blip r:embed="rId6"/>
+                    <a:blip r:embed="rId6" cstate="print">
+                      <a:extLst>
+                        <a:ext uri="{28A0092B-C50C-407E-A947-70E740481C1C}">
+                          <a14:useLocalDpi xmlns:a14="http://schemas.microsoft.com/office/drawing/2010/main" val="0"/>
+                        </a:ext>
+                      </a:extLst>
+                    </a:blip>
+                    <a:srcRect/>
                     <a:stretch>
                       <a:fillRect/>
                     </a:stretch>
                   </pic:blipFill>
-                  <pic:spPr>
+                  <pic:spPr bwMode="auto">
                     <a:xfrm>
                       <a:off x="0" y="0"/>
-                      <a:ext cx="5943600" cy="3336290"/>
+                      <a:ext cx="5943600" cy="3339465"/>
                     </a:xfrm>
                     <a:prstGeom prst="rect">
                       <a:avLst/>
                     </a:prstGeom>
+                    <a:noFill/>
+                    <a:ln>
+                      <a:noFill/>
+                    </a:ln>
                   </pic:spPr>
                 </pic:pic>
               </a:graphicData>
